--- a/提交材料/技术文档.docx
+++ b/提交材料/技术文档.docx
@@ -3764,6 +3764,59 @@
               <w:rPr>
                 <w:sz w:val="19"/>
               </w:rPr>
+              <w:t>/api/ai/plan</w:t>
+            </w:r>
+          </w:p>
+        </w:tc>
+        <w:tc>
+          <w:tcPr>
+            <w:tcW w:type="dxa" w:w="3402"/>
+          </w:tcPr>
+          <w:p>
+            <w:pPr>
+              <w:spacing w:after="40"/>
+            </w:pPr>
+            <w:r/>
+            <w:r>
+              <w:rPr>
+                <w:sz w:val="19"/>
+              </w:rPr>
+              <w:t>生成求职准备计划</w:t>
+            </w:r>
+          </w:p>
+        </w:tc>
+        <w:tc>
+          <w:tcPr>
+            <w:tcW w:type="dxa" w:w="3402"/>
+          </w:tcPr>
+          <w:p>
+            <w:pPr>
+              <w:spacing w:after="40"/>
+            </w:pPr>
+            <w:r/>
+            <w:r>
+              <w:rPr>
+                <w:sz w:val="19"/>
+              </w:rPr>
+              <w:t>JSON（工具白名单、≤5 步），校验失败返回错误由前端回退</w:t>
+            </w:r>
+          </w:p>
+        </w:tc>
+      </w:tr>
+      <w:tr>
+        <w:tc>
+          <w:tcPr>
+            <w:tcW w:type="dxa" w:w="2494"/>
+          </w:tcPr>
+          <w:p>
+            <w:pPr>
+              <w:spacing w:after="40"/>
+            </w:pPr>
+            <w:r/>
+            <w:r>
+              <w:rPr>
+                <w:sz w:val="19"/>
+              </w:rPr>
               <w:t>/api/ai/status</w:t>
             </w:r>
           </w:p>
@@ -4494,7 +4547,7 @@
           <w:b/>
           <w:sz w:val="21"/>
         </w:rPr>
-        <w:t>三个设计取舍：</w:t>
+        <w:t>四个设计取舍：</w:t>
       </w:r>
     </w:p>
     <w:p>
@@ -4506,7 +4559,7 @@
         <w:rPr>
           <w:sz w:val="21"/>
         </w:rPr>
-        <w:t>1. 计划不依赖模型：步骤由简历与 JD 现场计算（简介为空是「起草」，有内容是「改写」），没有 Key 也能跑完前两步，演示不会断链。</w:t>
+        <w:t>1. 计划由模型生成，但输入输出都被约束：输入只发简历摘要、JD、已完成观察与追加要求；输出必须是工具白名单内的 JSON（≤5 步、去重），不合法就重试一次，再失败回退本地计划。</w:t>
       </w:r>
     </w:p>
     <w:p>
@@ -4518,7 +4571,7 @@
         <w:rPr>
           <w:sz w:val="21"/>
         </w:rPr>
-        <w:t>2. 工具边界清晰：本地工具不出网，AI 步骤走既有流式接口；每步都是纯函数或单向请求，便于测试与替换。</w:t>
+        <w:t>2. 观察回灌：本地步骤执行完，把「做了什么、得到什么」作为观察发回模型，由它决定后续步骤；用户也可以随时补充要求再规划一次。</w:t>
       </w:r>
     </w:p>
     <w:p>
@@ -4530,7 +4583,19 @@
         <w:rPr>
           <w:sz w:val="21"/>
         </w:rPr>
-        <w:t>3. 人工在环：AI 结果必须经过事实核对、点击「采用」才写入简历，且写入进入撤销栈；不采用则丢弃。</w:t>
+        <w:t>3. 工具边界清晰：本地工具不出网，AI 步骤走既有流式接口；每步都是纯函数或单向请求，便于测试与替换。</w:t>
+      </w:r>
+    </w:p>
+    <w:p>
+      <w:pPr>
+        <w:spacing w:after="40"/>
+        <w:ind w:left="595" w:hanging="238"/>
+      </w:pPr>
+      <w:r>
+        <w:rPr>
+          <w:sz w:val="21"/>
+        </w:rPr>
+        <w:t>4. 人工在环：AI 结果必须经过事实核对、点击「采用」才写入简历，且写入进入撤销栈；不采用则丢弃。</w:t>
       </w:r>
     </w:p>
     <w:p>
@@ -4602,7 +4667,7 @@
         <w:rPr>
           <w:sz w:val="21"/>
         </w:rPr>
-        <w:t>降级路径：未配置 Key 时禁用 AI 步骤并给出配置指引；AI 失败不阻塞本地匹配与投递记录。</w:t>
+        <w:t>降级路径：未配置 Key 时禁用 AI 步骤并给出配置指引；模型输出不合规时重试一次，仍失败则回退本地计划；AI 失败不阻塞本地匹配与投递记录。</w:t>
       </w:r>
     </w:p>
     <w:p>
@@ -6445,6 +6510,150 @@
               <w:rPr>
                 <w:sz w:val="19"/>
               </w:rPr>
+              <w:t>src/app/api/ai/plan/route.ts</w:t>
+            </w:r>
+          </w:p>
+        </w:tc>
+        <w:tc>
+          <w:tcPr>
+            <w:tcW w:type="dxa" w:w="5669"/>
+          </w:tcPr>
+          <w:p>
+            <w:pPr>
+              <w:spacing w:after="40"/>
+            </w:pPr>
+            <w:r/>
+            <w:r>
+              <w:rPr>
+                <w:sz w:val="19"/>
+              </w:rPr>
+              <w:t>规划接口：同源 / 限额 / 限流 + 白名单校验 + 超时</w:t>
+            </w:r>
+          </w:p>
+        </w:tc>
+      </w:tr>
+      <w:tr>
+        <w:tc>
+          <w:tcPr>
+            <w:tcW w:type="dxa" w:w="3628"/>
+          </w:tcPr>
+          <w:p>
+            <w:pPr>
+              <w:spacing w:after="40"/>
+            </w:pPr>
+            <w:r/>
+            <w:r>
+              <w:rPr>
+                <w:sz w:val="19"/>
+              </w:rPr>
+              <w:t>src/lib/ai/planPrompt.ts</w:t>
+            </w:r>
+          </w:p>
+        </w:tc>
+        <w:tc>
+          <w:tcPr>
+            <w:tcW w:type="dxa" w:w="5669"/>
+          </w:tcPr>
+          <w:p>
+            <w:pPr>
+              <w:spacing w:after="40"/>
+            </w:pPr>
+            <w:r/>
+            <w:r>
+              <w:rPr>
+                <w:sz w:val="19"/>
+              </w:rPr>
+              <w:t>规划提示词与输入裁剪（工具菜单、观察、追加要求）</w:t>
+            </w:r>
+          </w:p>
+        </w:tc>
+      </w:tr>
+      <w:tr>
+        <w:tc>
+          <w:tcPr>
+            <w:tcW w:type="dxa" w:w="3628"/>
+          </w:tcPr>
+          <w:p>
+            <w:pPr>
+              <w:spacing w:after="40"/>
+            </w:pPr>
+            <w:r/>
+            <w:r>
+              <w:rPr>
+                <w:sz w:val="19"/>
+              </w:rPr>
+              <w:t>src/lib/agent/planSchema.ts</w:t>
+            </w:r>
+          </w:p>
+        </w:tc>
+        <w:tc>
+          <w:tcPr>
+            <w:tcW w:type="dxa" w:w="5669"/>
+          </w:tcPr>
+          <w:p>
+            <w:pPr>
+              <w:spacing w:after="40"/>
+            </w:pPr>
+            <w:r/>
+            <w:r>
+              <w:rPr>
+                <w:sz w:val="19"/>
+              </w:rPr>
+              <w:t>计划校验：工具白名单、去重、步数与长度上限</w:t>
+            </w:r>
+          </w:p>
+        </w:tc>
+      </w:tr>
+      <w:tr>
+        <w:tc>
+          <w:tcPr>
+            <w:tcW w:type="dxa" w:w="3628"/>
+          </w:tcPr>
+          <w:p>
+            <w:pPr>
+              <w:spacing w:after="40"/>
+            </w:pPr>
+            <w:r/>
+            <w:r>
+              <w:rPr>
+                <w:sz w:val="19"/>
+              </w:rPr>
+              <w:t>src/lib/agent/client.ts</w:t>
+            </w:r>
+          </w:p>
+        </w:tc>
+        <w:tc>
+          <w:tcPr>
+            <w:tcW w:type="dxa" w:w="5669"/>
+          </w:tcPr>
+          <w:p>
+            <w:pPr>
+              <w:spacing w:after="40"/>
+            </w:pPr>
+            <w:r/>
+            <w:r>
+              <w:rPr>
+                <w:sz w:val="19"/>
+              </w:rPr>
+              <w:t>前端请求规划，失败重试一次后回退本地计划</w:t>
+            </w:r>
+          </w:p>
+        </w:tc>
+      </w:tr>
+      <w:tr>
+        <w:tc>
+          <w:tcPr>
+            <w:tcW w:type="dxa" w:w="3628"/>
+          </w:tcPr>
+          <w:p>
+            <w:pPr>
+              <w:spacing w:after="40"/>
+            </w:pPr>
+            <w:r/>
+            <w:r>
+              <w:rPr>
+                <w:sz w:val="19"/>
+              </w:rPr>
               <w:t>extension/content-job.js</w:t>
             </w:r>
           </w:p>
